--- a/public/templates/financial-claim.docx
+++ b/public/templates/financial-claim.docx
@@ -8,18 +8,26 @@
           <w:noProof/>
         </w:rPr>
         <w:drawing>
-          <wp:anchor distT="0" distB="0" distL="114300" distR="114300" simplePos="0" relativeHeight="251657728" behindDoc="0" locked="0" layoutInCell="1" allowOverlap="1" wp14:anchorId="0CCA3D6D" wp14:editId="084590EB">
+          <wp:anchor distT="0" distB="0" distL="114300" distR="114300" simplePos="0" relativeHeight="251658240" behindDoc="1" locked="0" layoutInCell="1" allowOverlap="1" wp14:anchorId="132B8314" wp14:editId="466A9CCF">
             <wp:simplePos x="0" y="0"/>
-            <wp:positionH relativeFrom="page">
-              <wp:posOffset>3495675</wp:posOffset>
+            <wp:positionH relativeFrom="column">
+              <wp:posOffset>2581275</wp:posOffset>
             </wp:positionH>
-            <wp:positionV relativeFrom="page">
-              <wp:posOffset>504825</wp:posOffset>
+            <wp:positionV relativeFrom="paragraph">
+              <wp:posOffset>0</wp:posOffset>
             </wp:positionV>
-            <wp:extent cx="771525" cy="619125"/>
-            <wp:effectExtent l="0" t="0" r="0" b="0"/>
-            <wp:wrapSquare wrapText="bothSides"/>
-            <wp:docPr id="3" name="صورة 1"/>
+            <wp:extent cx="868045" cy="742950"/>
+            <wp:effectExtent l="0" t="0" r="8255" b="0"/>
+            <wp:wrapTight wrapText="bothSides">
+              <wp:wrapPolygon edited="0">
+                <wp:start x="0" y="0"/>
+                <wp:lineTo x="0" y="21046"/>
+                <wp:lineTo x="21331" y="21046"/>
+                <wp:lineTo x="21331" y="0"/>
+                <wp:lineTo x="0" y="0"/>
+              </wp:wrapPolygon>
+            </wp:wrapTight>
+            <wp:docPr id="1" name="Picture 1"/>
             <wp:cNvGraphicFramePr>
               <a:graphicFrameLocks xmlns:a="http://schemas.openxmlformats.org/drawingml/2006/main" noChangeAspect="1"/>
             </wp:cNvGraphicFramePr>
@@ -27,7 +35,7 @@
               <a:graphicData uri="http://schemas.openxmlformats.org/drawingml/2006/picture">
                 <pic:pic xmlns:pic="http://schemas.openxmlformats.org/drawingml/2006/picture">
                   <pic:nvPicPr>
-                    <pic:cNvPr id="0" name="صورة 1"/>
+                    <pic:cNvPr id="0" name="Picture 1"/>
                     <pic:cNvPicPr>
                       <a:picLocks noChangeAspect="1" noChangeArrowheads="1"/>
                     </pic:cNvPicPr>
@@ -40,7 +48,7 @@
                         </a:ext>
                       </a:extLst>
                     </a:blip>
-                    <a:srcRect l="26282" t="7291" r="26282" b="6378"/>
+                    <a:srcRect/>
                     <a:stretch>
                       <a:fillRect/>
                     </a:stretch>
@@ -48,7 +56,7 @@
                   <pic:spPr bwMode="auto">
                     <a:xfrm>
                       <a:off x="0" y="0"/>
-                      <a:ext cx="771525" cy="619125"/>
+                      <a:ext cx="868045" cy="742950"/>
                     </a:xfrm>
                     <a:prstGeom prst="rect">
                       <a:avLst/>
@@ -83,6 +91,32 @@
           <w:rtl/>
         </w:rPr>
       </w:pPr>
+    </w:p>
+    <w:p>
+      <w:pPr>
+        <w:spacing w:after="0"/>
+        <w:jc w:val="center"/>
+        <w:rPr>
+          <w:b/>
+          <w:bCs/>
+          <w:sz w:val="28"/>
+          <w:szCs w:val="28"/>
+          <w:rtl/>
+        </w:rPr>
+      </w:pPr>
+    </w:p>
+    <w:p>
+      <w:pPr>
+        <w:spacing w:after="0"/>
+        <w:jc w:val="center"/>
+        <w:rPr>
+          <w:b/>
+          <w:bCs/>
+          <w:sz w:val="28"/>
+          <w:szCs w:val="28"/>
+          <w:rtl/>
+        </w:rPr>
+      </w:pPr>
       <w:r>
         <w:rPr>
           <w:rFonts w:hint="cs"/>
@@ -741,6 +775,7 @@
         <w:t>check_number</w:t>
       </w:r>
       <w:proofErr w:type="spellEnd"/>
+      <w:proofErr w:type="gramStart"/>
       <w:r>
         <w:rPr>
           <w:rFonts w:ascii="Courier New" w:hAnsi="Courier New" w:cs="Courier New"/>
@@ -760,18 +795,19 @@
           <w:szCs w:val="28"/>
           <w:rtl/>
         </w:rPr>
-        <w:t xml:space="preserve"> </w:t>
-      </w:r>
-      <w:r>
-        <w:rPr>
-          <w:rFonts w:hint="cs"/>
-          <w:b/>
-          <w:bCs/>
-          <w:sz w:val="28"/>
-          <w:szCs w:val="28"/>
-          <w:rtl/>
-        </w:rPr>
-        <w:t>تاريخ       /    /     20م</w:t>
+        <w:t>تاريخ</w:t>
+      </w:r>
+      <w:proofErr w:type="gramEnd"/>
+      <w:r>
+        <w:rPr>
+          <w:rFonts w:hint="cs"/>
+          <w:b/>
+          <w:bCs/>
+          <w:sz w:val="28"/>
+          <w:szCs w:val="28"/>
+          <w:rtl/>
+        </w:rPr>
+        <w:t xml:space="preserve">       /    /     20م</w:t>
       </w:r>
     </w:p>
     <w:p>

--- a/public/templates/financial-claim.docx
+++ b/public/templates/financial-claim.docx
@@ -925,7 +925,7 @@
           <w:szCs w:val="24"/>
           <w:shd w:val="clear" w:color="auto" w:fill="F7F4ED"/>
         </w:rPr>
-        <w:t>{{member1_</w:t>
+        <w:t>{{member1_name</w:t>
       </w:r>
       <w:proofErr w:type="gramStart"/>
       <w:r>
@@ -936,7 +936,17 @@
           <w:szCs w:val="24"/>
           <w:shd w:val="clear" w:color="auto" w:fill="F7F4ED"/>
         </w:rPr>
-        <w:t>name}</w:t>
+        <w:t>}</w:t>
+      </w:r>
+      <w:r>
+        <w:rPr>
+          <w:rFonts w:ascii="Courier New" w:hAnsi="Courier New" w:cs="Courier New"/>
+          <w:color w:val="3F3F46"/>
+          <w:sz w:val="24"/>
+          <w:szCs w:val="24"/>
+          <w:shd w:val="clear" w:color="auto" w:fill="F7F4ED"/>
+        </w:rPr>
+        <w:t>}</w:t>
       </w:r>
       <w:r>
         <w:rPr>
